--- a/spa/docx/27.content.docx
+++ b/spa/docx/27.content.docx
@@ -403,7 +403,7 @@
         <w:rPr>
           <w:lang w:val="es_ES" w:bidi="es_ES"/>
         </w:rPr>
-        <w:t xml:space="preserve"> Pero el oficial en jefe le dijo a Daniel:—Tengo miedo de mi señor el rey. Él ha ordenado que ustedes coman esta comida y beban este vino. Si los ve más delgados y pálidos que los otros jóvenes de su edad, el rey me cortará la cabeza por culpa de ustedes.</w:t>
+        <w:t xml:space="preserve"> Pero el oficial en jefe le dijo a Daniel: —Tengo miedo de mi señor el rey. Él ha ordenado que ustedes coman esta comida y beban este vino. Si los ve más delgados y pálidos que los otros jóvenes de su edad, el rey me cortará la cabeza por culpa de ustedes.</w:t>
       </w:r>
     </w:p>
     <w:p>
@@ -445,7 +445,7 @@
         <w:rPr>
           <w:lang w:val="es_ES" w:bidi="es_ES"/>
         </w:rPr>
-        <w:t xml:space="preserve"> Daniel le dijo:—Por favor, haz una prueba con nosotros durante 10 días. Danos solo verduras para comer y agua para beber.</w:t>
+        <w:t xml:space="preserve"> Daniel le dijo: —Por favor, haz una prueba con nosotros durante 10 días. Danos solo verduras para comer y agua para beber.</w:t>
       </w:r>
     </w:p>
     <w:p>
@@ -713,7 +713,7 @@
         <w:rPr>
           <w:lang w:val="es_ES" w:bidi="es_ES"/>
         </w:rPr>
-        <w:t xml:space="preserve"> Cuando estuvieron reunidos ante él, les dijo:—He tenido un sueño que me inquieta. Díganme qué significa.</w:t>
+        <w:t xml:space="preserve"> Cuando estuvieron reunidos ante él, les dijo: —He tenido un sueño que me inquieta. Díganme qué significa.</w:t>
       </w:r>
     </w:p>
     <w:p>
@@ -734,7 +734,7 @@
         <w:rPr>
           <w:lang w:val="es_ES" w:bidi="es_ES"/>
         </w:rPr>
-        <w:t xml:space="preserve"> Entonces los astrólogos le dijeron al rey en arameo:—¡Viva Su Majestad para siempre! Cuéntanos el sueño y te diremos lo que significa.</w:t>
+        <w:t xml:space="preserve"> Entonces los astrólogos le dijeron al rey en arameo: —¡Viva Su Majestad para siempre! Cuéntanos el sueño y te diremos lo que significa.</w:t>
       </w:r>
     </w:p>
     <w:p>
@@ -755,7 +755,7 @@
         <w:rPr>
           <w:lang w:val="es_ES" w:bidi="es_ES"/>
         </w:rPr>
-        <w:t xml:space="preserve"> Pero el rey respondió:—Mi decisión está tomada. Si no me dicen lo que soñé y lo que significa, ordenaré que los corten en pedazos y que sus casas sean convertidas en montones de escombros.</w:t>
+        <w:t xml:space="preserve"> Pero el rey respondió: —Mi decisión está tomada. Si no me dicen lo que soñé y lo que significa, ordenaré que los corten en pedazos y que sus casas sean convertidas en montones de escombros.</w:t>
       </w:r>
     </w:p>
     <w:p>
@@ -797,7 +797,7 @@
         <w:rPr>
           <w:lang w:val="es_ES" w:bidi="es_ES"/>
         </w:rPr>
-        <w:t xml:space="preserve"> Ellos dijeron de nuevo:—Si nos cuentas el sueño, te diremos lo que significa.</w:t>
+        <w:t xml:space="preserve"> Ellos dijeron de nuevo: —Si nos cuentas el sueño, te diremos lo que significa.</w:t>
       </w:r>
     </w:p>
     <w:p>
@@ -818,7 +818,7 @@
         <w:rPr>
           <w:lang w:val="es_ES" w:bidi="es_ES"/>
         </w:rPr>
-        <w:t xml:space="preserve"> El rey respondió:—Estoy seguro de que están tratando de ganar tiempo porque saben que mi decisión está tomada.</w:t>
+        <w:t xml:space="preserve"> El rey respondió: —Estoy seguro de que están tratando de ganar tiempo porque saben que mi decisión está tomada.</w:t>
       </w:r>
     </w:p>
     <w:p>
@@ -860,7 +860,7 @@
         <w:rPr>
           <w:lang w:val="es_ES" w:bidi="es_ES"/>
         </w:rPr>
-        <w:t xml:space="preserve"> Los astrólogos respondieron al rey:—¡No hay nadie en la tierra que pueda decirte lo que soñaste! Ningún rey, por grande y poderoso que sea, ha pedido algo así a ningún mago, hechicero o astrólogo.</w:t>
+        <w:t xml:space="preserve"> Los astrólogos respondieron al rey: —¡No hay nadie en la tierra que pueda decirte lo que soñaste! Ningún rey, por grande y poderoso que sea, ha pedido algo así a ningún mago, hechicero o astrólogo.</w:t>
       </w:r>
     </w:p>
     <w:p>
@@ -965,7 +965,7 @@
         <w:rPr>
           <w:lang w:val="es_ES" w:bidi="es_ES"/>
         </w:rPr>
-        <w:t xml:space="preserve"> —¿Por qué el rey ha dado una orden tan severa?Entonces Arioc le contó lo que había sucedido.</w:t>
+        <w:t xml:space="preserve"> —¿Por qué el rey ha dado una orden tan severa? Entonces Arioc le contó lo que había sucedido.</w:t>
       </w:r>
     </w:p>
     <w:p>
@@ -986,7 +986,7 @@
         <w:rPr>
           <w:lang w:val="es_ES" w:bidi="es_ES"/>
         </w:rPr>
-        <w:t xml:space="preserve"> Daniel fue a ver al rey y le pidió más tiempo. Le dijo:—Dame un poco de tiempo y te diré cuál fue tu sueño y qué significa.</w:t>
+        <w:t xml:space="preserve"> Daniel fue a ver al rey y le pidió más tiempo. Le dijo: —Dame un poco de tiempo y te diré cuál fue tu sueño y qué significa.</w:t>
       </w:r>
     </w:p>
     <w:p>
@@ -1070,7 +1070,7 @@
         <w:rPr>
           <w:lang w:val="es_ES" w:bidi="es_ES"/>
         </w:rPr>
-        <w:t xml:space="preserve"> con estas palabras:—Alabado sea el nombre de Dios por los siglos de los siglos, porque de él son la sabiduría y el poder.</w:t>
+        <w:t xml:space="preserve"> con estas palabras: —Alabado sea el nombre de Dios por los siglos de los siglos, porque de él son la sabiduría y el poder.</w:t>
       </w:r>
     </w:p>
     <w:p>
@@ -1175,7 +1175,7 @@
         <w:rPr>
           <w:lang w:val="es_ES" w:bidi="es_ES"/>
         </w:rPr>
-        <w:t xml:space="preserve"> Arioc llevó a Daniel de inmediato ante el rey y le dijo:—He encontrado a un hombre entre los cautivos de Judá que puede revelar al rey la interpretación del sueño.</w:t>
+        <w:t xml:space="preserve"> Arioc llevó a Daniel de inmediato ante el rey y le dijo: —He encontrado a un hombre entre los cautivos de Judá que puede revelar al rey la interpretación del sueño.</w:t>
       </w:r>
     </w:p>
     <w:p>
@@ -1196,7 +1196,7 @@
         <w:rPr>
           <w:lang w:val="es_ES" w:bidi="es_ES"/>
         </w:rPr>
-        <w:t xml:space="preserve"> El rey le preguntó a Daniel, a quien también llamaban Beltsasar:—¿Es cierto que puedes revelarme el sueño que tuve y su significado?</w:t>
+        <w:t xml:space="preserve"> El rey le preguntó a Daniel, a quien también llamaban Beltsasar: —¿Es cierto que puedes revelarme el sueño que tuve y su significado?</w:t>
       </w:r>
     </w:p>
     <w:p>
@@ -1217,7 +1217,7 @@
         <w:rPr>
           <w:lang w:val="es_ES" w:bidi="es_ES"/>
         </w:rPr>
-        <w:t xml:space="preserve"> Daniel respondió:—Ningún sabio, astrólogo, mago ni adivino puede revelar al rey el misterio que pregunta,</w:t>
+        <w:t xml:space="preserve"> Daniel respondió: —Ningún sabio, astrólogo, mago ni adivino puede revelar al rey el misterio que pregunta,</w:t>
       </w:r>
     </w:p>
     <w:p>
@@ -1637,7 +1637,7 @@
         <w:rPr>
           <w:lang w:val="es_ES" w:bidi="es_ES"/>
         </w:rPr>
-        <w:t xml:space="preserve"> El rey le dijo a Daniel:—Tu Dios es el Dios de dioses, el Señor de reyes y el que revela los misterios, porque te ha permitido descubrir este secreto.</w:t>
+        <w:t xml:space="preserve"> El rey le dijo a Daniel: —Tu Dios es el Dios de dioses, el Señor de reyes y el que revela los misterios, porque te ha permitido descubrir este secreto.</w:t>
       </w:r>
     </w:p>
     <w:p>
@@ -1779,7 +1779,7 @@
         <w:rPr>
           <w:lang w:val="es_ES" w:bidi="es_ES"/>
         </w:rPr>
-        <w:t xml:space="preserve"> Un vocero proclamó en voz alta:—¡Pueblos, naciones y gentes de toda lengua! Esta es la orden del rey.</w:t>
+        <w:t xml:space="preserve"> Un vocero proclamó en voz alta: —¡Pueblos, naciones y gentes de toda lengua! Esta es la orden del rey.</w:t>
       </w:r>
     </w:p>
     <w:p>
@@ -1884,7 +1884,7 @@
         <w:rPr>
           <w:lang w:val="es_ES" w:bidi="es_ES"/>
         </w:rPr>
-        <w:t xml:space="preserve"> Le dijeron al rey Nabucodonosor:—¡Viva el rey por siempre!</w:t>
+        <w:t xml:space="preserve"> Le dijeron al rey Nabucodonosor: —¡Viva el rey por siempre!</w:t>
       </w:r>
     </w:p>
     <w:p>
@@ -1989,7 +1989,7 @@
         <w:rPr>
           <w:lang w:val="es_ES" w:bidi="es_ES"/>
         </w:rPr>
-        <w:t xml:space="preserve"> el rey les preguntó:—Sadrac, Mesac y Abednego, ¿es verdad, que se niegan a adorar a mis dioses y a postrarse ante la estatua de oro que he levantado?</w:t>
+        <w:t xml:space="preserve"> el rey les preguntó: —Sadrac, Mesac y Abednego, ¿es verdad, que se niegan a adorar a mis dioses y a postrarse ante la estatua de oro que he levantado?</w:t>
       </w:r>
     </w:p>
     <w:p>
@@ -2031,7 +2031,7 @@
         <w:rPr>
           <w:lang w:val="es_ES" w:bidi="es_ES"/>
         </w:rPr>
-        <w:t xml:space="preserve"> Sadrac, Mesac y Abednego respondieron:—No hace falta que nos defendamos ante ti.</w:t>
+        <w:t xml:space="preserve"> Sadrac, Mesac y Abednego respondieron: —No hace falta que nos defendamos ante ti.</w:t>
       </w:r>
     </w:p>
     <w:p>
@@ -2199,7 +2199,7 @@
         <w:rPr>
           <w:lang w:val="es_ES" w:bidi="es_ES"/>
         </w:rPr>
-        <w:t xml:space="preserve"> Pero de repente Nabucodonosor se levantó alarmado. Les preguntó a sus consejeros:—¿No eran 3 los hombres que atamos y arrojamos al fuego?Ellos le respondieron:—Así es, majestad.</w:t>
+        <w:t xml:space="preserve"> Pero de repente Nabucodonosor se levantó alarmado. Les preguntó a sus consejeros: —¿No eran 3 los hombres que atamos y arrojamos al fuego? Ellos le respondieron: —Así es, majestad.</w:t>
       </w:r>
     </w:p>
     <w:p>
@@ -2241,7 +2241,7 @@
         <w:rPr>
           <w:lang w:val="es_ES" w:bidi="es_ES"/>
         </w:rPr>
-        <w:t xml:space="preserve"> Entonces Nabucodonosor se acercó a la puerta del horno en llamas y gritó:—¡Sadrac, Mesac y Abednego, siervos del Dios Altísimo, salgan de ahí!Entonces ellos salieron del fuego.</w:t>
+        <w:t xml:space="preserve"> Entonces Nabucodonosor se acercó a la puerta del horno en llamas y gritó: —¡Sadrac, Mesac y Abednego, siervos del Dios Altísimo, salgan de ahí! Entonces ellos salieron del fuego.</w:t>
       </w:r>
     </w:p>
     <w:p>
@@ -2283,7 +2283,7 @@
         <w:rPr>
           <w:lang w:val="es_ES" w:bidi="es_ES"/>
         </w:rPr>
-        <w:t xml:space="preserve"> Entonces Nabucodonosor dijo:—Bendito sea el Dios de Sadrac, Mesac y Abednego. Envió su ángel para rescatar a sus siervos que confiaron en él. Desobedecieron la orden del rey y estuvieron dispuestos a morir antes que servir o adorar a cualquier otro dios.</w:t>
+        <w:t xml:space="preserve"> Entonces Nabucodonosor dijo: —Bendito sea el Dios de Sadrac, Mesac y Abednego. Envió su ángel para rescatar a sus siervos que confiaron en él. Desobedecieron la orden del rey y estuvieron dispuestos a morir antes que servir o adorar a cualquier otro dios.</w:t>
       </w:r>
     </w:p>
     <w:p>
@@ -2362,7 +2362,7 @@
         <w:rPr>
           <w:lang w:val="es_ES" w:bidi="es_ES"/>
         </w:rPr>
-        <w:t xml:space="preserve"> Esta es la proclamación del rey Nabucodonosor, enviada a todos los pueblos, naciones y lenguas de la tierra.¡Paz y prosperidad!</w:t>
+        <w:t xml:space="preserve"> Esta es la proclamación del rey Nabucodonosor, enviada a todos los pueblos, naciones y lenguas de la tierra. ¡Paz y prosperidad!</w:t>
       </w:r>
     </w:p>
     <w:p>
@@ -2530,7 +2530,7 @@
         <w:rPr>
           <w:lang w:val="es_ES" w:bidi="es_ES"/>
         </w:rPr>
-        <w:t xml:space="preserve"> Le dije:—Beltsasar, jefe de los magos, yo sé que el espíritu de los dioses santos está en ti y que ningún misterio es demasiado difícil para ti. Escucha mi sueño y dime su significado.</w:t>
+        <w:t xml:space="preserve"> Le dije: —Beltsasar, jefe de los magos, yo sé que el espíritu de los dioses santos está en ti y que ningún misterio es demasiado difícil para ti. Escucha mi sueño y dime su significado.</w:t>
       </w:r>
     </w:p>
     <w:p>
@@ -2551,7 +2551,7 @@
         <w:rPr>
           <w:lang w:val="es_ES" w:bidi="es_ES"/>
         </w:rPr>
-        <w:t xml:space="preserve"> Mientras estaba acostado en mi cama, esto fue lo que soñé.»Había un árbol muy alto en medio de la tierra.</w:t>
+        <w:t xml:space="preserve"> Mientras estaba acostado en mi cama, esto fue lo que soñé. »Había un árbol muy alto en medio de la tierra.</w:t>
       </w:r>
     </w:p>
     <w:p>
@@ -2635,7 +2635,7 @@
         <w:rPr>
           <w:lang w:val="es_ES" w:bidi="es_ES"/>
         </w:rPr>
-        <w:t xml:space="preserve"> Gritó con fuerza: "Corten el árbol y quiten sus ramas; arranquen sus hojas y esparzan sus frutos. Que los animales huyan de debajo de él y las aves abandonen sus ramas.</w:t>
+        <w:t xml:space="preserve"> Gritó con fuerza: “Corten el árbol y quiten sus ramas; arranquen sus hojas y esparzan sus frutos. Que los animales huyan de debajo de él y las aves abandonen sus ramas.</w:t>
       </w:r>
     </w:p>
     <w:p>
@@ -2698,7 +2698,7 @@
         <w:rPr>
           <w:lang w:val="es_ES" w:bidi="es_ES"/>
         </w:rPr>
-        <w:t xml:space="preserve"> Esta es la sentencia que han dictado los santos mensajeros. El propósito de esta sentencia es que todos sepan que el Altísimo gobierna los reinos del mundo y se los da a quien él quiere, incluso al más humilde de los seres humanos".</w:t>
+        <w:t xml:space="preserve"> Esta es la sentencia que han dictado los santos mensajeros. El propósito de esta sentencia es que todos sepan que el Altísimo gobierna los reinos del mundo y se los da a quien él quiere, incluso al más humilde de los seres humanos”.</w:t>
       </w:r>
     </w:p>
     <w:p>
@@ -2740,7 +2740,7 @@
         <w:rPr>
           <w:lang w:val="es_ES" w:bidi="es_ES"/>
         </w:rPr>
-        <w:t xml:space="preserve"> Entonces Daniel, también llamado Beltsasar, se quedó sentado en silencio durante un buen rato, muy perturbado por el significado del sueño. Finalmente el rey le dijo:—Beltsasar, no te preocupes por el sueño ni por su significado.Daniel respondió:—¡Mi señor, ojalá este sueño se cumpliera en sus enemigos y no en ti!</w:t>
+        <w:t xml:space="preserve"> Entonces Daniel, también llamado Beltsasar, se quedó sentado en silencio durante un buen rato, muy perturbado por el significado del sueño. Finalmente el rey le dijo: —Beltsasar, no te preocupes por el sueño ni por su significado. Daniel respondió: —¡Mi señor, ojalá este sueño se cumpliera en sus enemigos y no en ti!</w:t>
       </w:r>
     </w:p>
     <w:p>
@@ -2824,7 +2824,7 @@
         <w:rPr>
           <w:lang w:val="es_ES" w:bidi="es_ES"/>
         </w:rPr>
-        <w:t xml:space="preserve"> Luego viste a un mensajero santo que descendía del cielo y decía: "Corten el árbol y destrúyanlo, pero dejen el tronco con sus raíces en la tierra, con cadenas de hierro y bronce, entre la hierba del campo; que sea empapado por el rocío del cielo y comparta con los animales la hierba de la tierra hasta que pasen sobre él siete años".</w:t>
+        <w:t xml:space="preserve"> Luego viste a un mensajero santo que descendía del cielo y decía: “Corten el árbol y destrúyanlo, pero dejen el tronco con sus raíces en la tierra, con cadenas de hierro y bronce, entre la hierba del campo; que sea empapado por el rocío del cielo y comparta con los animales la hierba de la tierra hasta que pasen sobre él 7 años”.</w:t>
       </w:r>
     </w:p>
     <w:p>
@@ -2908,7 +2908,7 @@
         <w:rPr>
           <w:lang w:val="es_ES" w:bidi="es_ES"/>
         </w:rPr>
-        <w:t xml:space="preserve"> Por eso, mi rey, acepta mi consejo. Rompe con tus pecados y haz lo que es correcto. Abandona tus maldades y muestra compasión con los oprimidos. Quizás entonces sigas prosperando.</w:t>
+        <w:t xml:space="preserve"> Por eso, mi rey, acepta mi consejo. Rompe con tus pecados y haz lo que es correcto. Abandona tus maldades y muestra compasión con los oprimidos. Quizá entonces sigas prosperando.</w:t>
       </w:r>
     </w:p>
     <w:p>
@@ -2971,7 +2971,7 @@
         <w:rPr>
           <w:lang w:val="es_ES" w:bidi="es_ES"/>
         </w:rPr>
-        <w:t xml:space="preserve"> Entonces exclamó:—¡Miren la gran Babilonia! Yo la construí con mi gran poder como residencia real para mostrar mi majestuoso esplendor.</w:t>
+        <w:t xml:space="preserve"> Entonces exclamó: —¡Miren la gran Babilonia! Yo la construí con mi gran poder como residencia real para mostrar mi majestuoso esplendor.</w:t>
       </w:r>
     </w:p>
     <w:p>
@@ -2992,7 +2992,7 @@
         <w:rPr>
           <w:lang w:val="es_ES" w:bidi="es_ES"/>
         </w:rPr>
-        <w:t xml:space="preserve"> Mientras todavía pronunciaba estas palabras, una voz habló desde el cielo:—Rey Nabucodonosor, este es el mensaje para ti. Tu reino te ha sido quitado.</w:t>
+        <w:t xml:space="preserve"> Mientras todavía pronunciaba estas palabras, una voz habló desde el cielo: —Rey Nabucodonosor, este es el mensaje para ti. Tu reino te ha sido quitado.</w:t>
       </w:r>
     </w:p>
     <w:p>
@@ -3281,7 +3281,7 @@
         <w:rPr>
           <w:lang w:val="es_ES" w:bidi="es_ES"/>
         </w:rPr>
-        <w:t xml:space="preserve"> El rey mandó que trajeran a los magos, adivinos y astrólogos. Les dijo a los sabios de Babilonia:—Al que pueda leer esta inscripción y explicarme su significado lo vestiré de púrpura, le pondré una cadena de oro en el cuello y lo nombraré tercer gobernante del reino.</w:t>
+        <w:t xml:space="preserve"> El rey mandó que trajeran a los magos, adivinos y astrólogos. Les dijo a los sabios de Babilonia: —Al que pueda leer esta inscripción y explicarme su significado lo vestiré de púrpura, le pondré una cadena de oro en el cuello y lo nombraré tercer gobernante del reino.</w:t>
       </w:r>
     </w:p>
     <w:p>
@@ -3344,7 +3344,7 @@
         <w:rPr>
           <w:lang w:val="es_ES" w:bidi="es_ES"/>
         </w:rPr>
-        <w:t xml:space="preserve"> Pero cuando la reina madre escuchó lo que estaba pasando, entró apresuradamente en la sala del banquete y le dijo a Belsasar:—¡Que viva el rey por siempre! No te asustes ni te pongas pálido por esto.</w:t>
+        <w:t xml:space="preserve"> Pero cuando la reina madre escuchó lo que estaba pasando, entró apresuradamente en la sala del banquete y le dijo a Belsasar: —¡Que viva el rey por siempre! No te asustes ni te pongas pálido por esto.</w:t>
       </w:r>
     </w:p>
     <w:p>
@@ -3407,7 +3407,7 @@
         <w:rPr>
           <w:lang w:val="es_ES" w:bidi="es_ES"/>
         </w:rPr>
-        <w:t xml:space="preserve"> Daniel fue llevado de inmediato ante el rey, quien le preguntó:—¿Eres tú Daniel, a quien mi padre, el rey Nabucodonosor, trajo de Judá como cautivo?</w:t>
+        <w:t xml:space="preserve"> Daniel fue llevado de inmediato ante el rey, quien le preguntó: —¿Eres tú Daniel, a quien mi padre, el rey Nabucodonosor, trajo de Judá como cautivo?</w:t>
       </w:r>
     </w:p>
     <w:p>
@@ -3491,7 +3491,7 @@
         <w:rPr>
           <w:lang w:val="es_ES" w:bidi="es_ES"/>
         </w:rPr>
-        <w:t xml:space="preserve"> Daniel respondió:—Puedes quedarte con tus regalos, oh rey, o dárselos a otro. Yo leeré la inscripción y te daré su interpretación.</w:t>
+        <w:t xml:space="preserve"> Daniel respondió: —Puedes quedarte con tus regalos, oh rey, o dárselos a otro. Yo leeré la inscripción y te daré su interpretación.</w:t>
       </w:r>
     </w:p>
     <w:p>
@@ -3680,7 +3680,7 @@
         <w:rPr>
           <w:lang w:val="es_ES" w:bidi="es_ES"/>
         </w:rPr>
-        <w:t xml:space="preserve"> Esto es lo que significan: Mene quiere decir "contado". Dios ha contado los días de tu reinado y le ha puesto fin.</w:t>
+        <w:t xml:space="preserve"> Esto es lo que significan: Mene quiere decir “contado”. Dios ha contado los días de tu reinado y le ha puesto fin.</w:t>
       </w:r>
     </w:p>
     <w:p>
@@ -3701,7 +3701,7 @@
         <w:rPr>
           <w:lang w:val="es_ES" w:bidi="es_ES"/>
         </w:rPr>
-        <w:t xml:space="preserve"> Téquel significa "pesado"; has sido pesado en la balanza de Dios y no has pasado la prueba.</w:t>
+        <w:t xml:space="preserve"> Téquel significa “pesado”; has sido pesado en la balanza de Dios y no has pasado la prueba.</w:t>
       </w:r>
     </w:p>
     <w:p>
@@ -3722,7 +3722,7 @@
         <w:rPr>
           <w:lang w:val="es_ES" w:bidi="es_ES"/>
         </w:rPr>
-        <w:t xml:space="preserve"> Parsin quiere decir "dividido". Tu reino será dividido y entregado a los medos y a los persas.</w:t>
+        <w:t xml:space="preserve"> Parsin quiere decir “dividido”. Tu reino será dividido y entregado a los medos y a los persas.</w:t>
       </w:r>
     </w:p>
     <w:p>
@@ -4053,7 +4053,7 @@
         <w:rPr>
           <w:lang w:val="es_ES" w:bidi="es_ES"/>
         </w:rPr>
-        <w:t xml:space="preserve"> Fueron inmediatamente ante el rey y le recordaron su decreto:—¿No firmaste un edicto que prohíbe que cualquier persona presente una petición a cualquier dios o ser humano, excepto a ti, oh rey, durante los próximos 30 días? ¿Y que cualquiera que lo desobedezca sea arrojado al foso de los leones?—Sí —respondió el rey—, es una ley de Media y Persia que no puede ser revocada ni cambiada.</w:t>
+        <w:t xml:space="preserve"> Fueron inmediatamente ante el rey y le recordaron su decreto: —¿No firmaste un edicto que prohíbe que cualquier persona presente una petición a cualquier dios o ser humano, excepto a ti, oh rey, durante los próximos 30 días? ¿Y que cualquiera que lo desobedezca sea arrojado al foso de los leones? —Sí —respondió el rey—, es una ley de Media y Persia que no puede ser revocada ni cambiada.</w:t>
       </w:r>
     </w:p>
     <w:p>
@@ -4074,7 +4074,7 @@
         <w:rPr>
           <w:lang w:val="es_ES" w:bidi="es_ES"/>
         </w:rPr>
-        <w:t xml:space="preserve"> Entonces le dijeron al rey:—Daniel, uno de los exiliados de Judá, no te hace caso a ti ni al decreto que has firmado. Él ora a su Dios 3 veces al día.</w:t>
+        <w:t xml:space="preserve"> Entonces le dijeron al rey: —Daniel, uno de los exiliados de Judá, no te hace caso a ti ni al decreto que has firmado. Él ora a su Dios 3 veces al día.</w:t>
       </w:r>
     </w:p>
     <w:p>
@@ -4116,7 +4116,7 @@
         <w:rPr>
           <w:lang w:val="es_ES" w:bidi="es_ES"/>
         </w:rPr>
-        <w:t xml:space="preserve"> Al atardecer, esos hombres regresaron ante el rey y le dijeron:—Recuerda, oh rey, que según la ley de Media y Persia, ningún decreto firmado por el rey puede ser revocado ni modificado.</w:t>
+        <w:t xml:space="preserve"> Al atardecer, esos hombres regresaron ante el rey y le dijeron: —Recuerda, oh rey, que según la ley de Media y Persia, ningún decreto firmado por el rey puede ser revocado ni modificado.</w:t>
       </w:r>
     </w:p>
     <w:p>
@@ -4137,7 +4137,7 @@
         <w:rPr>
           <w:lang w:val="es_ES" w:bidi="es_ES"/>
         </w:rPr>
-        <w:t xml:space="preserve"> Finalmente, el rey se vio obligado a dar la orden de arrestar a Daniel. Lo llevaron al foso de los leones. El rey le dijo:—Que tu Dios, a quien sirves con tanta fidelidad, te libre.</w:t>
+        <w:t xml:space="preserve"> Finalmente, el rey se vio obligado a dar la orden de arrestar a Daniel. Lo llevaron al foso de los leones. El rey le dijo: —Que tu Dios, a quien sirves con tanta fidelidad, te libre.</w:t>
       </w:r>
     </w:p>
     <w:p>
@@ -4221,7 +4221,7 @@
         <w:rPr>
           <w:lang w:val="es_ES" w:bidi="es_ES"/>
         </w:rPr>
-        <w:t xml:space="preserve"> Cuando llegó, llamó angustiado:—Daniel, siervo del Dios viviente, ¿pudo tu Dios, a quien sirves con tanta fidelidad, librarte de los leones?</w:t>
+        <w:t xml:space="preserve"> Cuando llegó, llamó angustiado: —Daniel, siervo del Dios viviente, ¿pudo tu Dios, a quien sirves con tanta fidelidad, librarte de los leones?</w:t>
       </w:r>
     </w:p>
     <w:p>
@@ -4242,7 +4242,7 @@
         <w:rPr>
           <w:lang w:val="es_ES" w:bidi="es_ES"/>
         </w:rPr>
-        <w:t xml:space="preserve"> Entonces escuchó la voz de Daniel, que decía:—¡Que viva el rey por siempre!</w:t>
+        <w:t xml:space="preserve"> Entonces escuchó la voz de Daniel, que decía: —¡Que viva el rey por siempre!</w:t>
       </w:r>
     </w:p>
     <w:p>
@@ -4326,7 +4326,7 @@
         <w:rPr>
           <w:lang w:val="es_ES" w:bidi="es_ES"/>
         </w:rPr>
-        <w:t xml:space="preserve"> Después, el rey Darío escribió este mensaje dirigido a todos los pueblos, naciones y lenguas de la tierra.«¡Paz y prosperidad!</w:t>
+        <w:t xml:space="preserve"> Después, el rey Darío escribió este mensaje dirigido a todos los pueblos, naciones y lenguas de la tierra. «¡Paz y prosperidad!</w:t>
       </w:r>
     </w:p>
     <w:p>
@@ -4368,7 +4368,7 @@
         <w:rPr>
           <w:lang w:val="es_ES" w:bidi="es_ES"/>
         </w:rPr>
-        <w:t xml:space="preserve"> Él libra y salva a su pueblo. Hace grandes señales en el cielo y en la tierra. Él ha librado a Daniel de las garras de los leones».</w:t>
+        <w:t xml:space="preserve"> Él libra y salva a su pueblo. Hace grandes señales en el cielo y en la tierra. Él ha librado a Daniel de las garras de los leones”.</w:t>
       </w:r>
     </w:p>
     <w:p>
@@ -4510,7 +4510,7 @@
         <w:rPr>
           <w:lang w:val="es_ES" w:bidi="es_ES"/>
         </w:rPr>
-        <w:t xml:space="preserve"> La segunda bestia se parecía a un oso. Estaba levantada de un costado. Tenía 3 costillas entre sus dientes, y le decían:—¡Levántate y devora mucha carne!</w:t>
+        <w:t xml:space="preserve"> La segunda bestia se parecía a un oso. Estaba levantada de un costado. Tenía 3 costillas entre sus dientes, y le decían: —¡Levántate y devora mucha carne!</w:t>
       </w:r>
     </w:p>
     <w:p>
@@ -4594,7 +4594,7 @@
         <w:rPr>
           <w:lang w:val="es_ES" w:bidi="es_ES"/>
         </w:rPr>
-        <w:t xml:space="preserve"> Mientras observaba, vi que colocaron tronos.Entonces se sentó el Anciano de Días. Su vestidura era blanca como la nieve y su cabello como la lana pura. Su trono era de llamas de fuego con ruedas de fuego ardiente.</w:t>
+        <w:t xml:space="preserve"> Mientras observaba, vi que colocaron tronos. Entonces se sentó el Anciano de Días. Su vestidura era blanca como la nieve y su cabello como la lana pura. Su trono era de llamas de fuego con ruedas de fuego ardiente.</w:t>
       </w:r>
     </w:p>
     <w:p>
@@ -4888,7 +4888,7 @@
         <w:rPr>
           <w:lang w:val="es_ES" w:bidi="es_ES"/>
         </w:rPr>
-        <w:t xml:space="preserve"> Me dio entonces esta explicación:—La cuarta bestia representa un cuarto reino que surgirá en la tierra. Será diferente de todos los demás reinos. Devorará toda la tierra, la aplastará y la hará pedazos.</w:t>
+        <w:t xml:space="preserve"> Me dio entonces esta explicación: —La cuarta bestia representa un cuarto reino que surgirá en la tierra. Será diferente de todos los demás reinos. Devorará toda la tierra, la aplastará y la hará pedazos.</w:t>
       </w:r>
     </w:p>
     <w:p>
@@ -4930,7 +4930,7 @@
         <w:rPr>
           <w:lang w:val="es_ES" w:bidi="es_ES"/>
         </w:rPr>
-        <w:t xml:space="preserve"> Hablará palabras contra el Dios Altísimo y oprimirá a los santos del Altísimo. Intentará cambiar los tiempos establecidos y la ley. Los santos serán entregados en sus manos durante 3 años y medio.</w:t>
+        <w:t xml:space="preserve"> Hablará palabras contra el Dios Altísimo y oprimirá a los santos del Altísimo. Intentará cambiar los tiempos establecidos y la ley. Los santos serán entregados en sus manos durante 3,5 años.</w:t>
       </w:r>
     </w:p>
     <w:p>
@@ -5282,7 +5282,7 @@
         <w:rPr>
           <w:lang w:val="es_ES" w:bidi="es_ES"/>
         </w:rPr>
-        <w:t xml:space="preserve"> Entonces oí a 2 seres celestiales que conversaban entre sí. Uno de ellos preguntó:—¿Cuánto tiempo durará lo que muestra la visión? ¿Cuánto tiempo seguirán suspendidos los sacrificios diarios? ¿Cuánto tiempo continuará esta rebelión devastadora, mientras el santuario y el ejército celestial son pisoteados?</w:t>
+        <w:t xml:space="preserve"> Entonces oí a 2 seres celestiales que conversaban entre sí. Uno de ellos preguntó: —¿Cuánto tiempo durará lo que muestra la visión? ¿Cuánto tiempo seguirán suspendidos los sacrificios diarios? ¿Cuánto tiempo continuará esta rebelión devastadora, mientras el santuario y el ejército celestial son pisoteados?</w:t>
       </w:r>
     </w:p>
     <w:p>
@@ -5303,7 +5303,7 @@
         <w:rPr>
           <w:lang w:val="es_ES" w:bidi="es_ES"/>
         </w:rPr>
-        <w:t xml:space="preserve"> El otro respondió:—Hasta que pasen 2.300 tardes y mañanas; entonces el santuario será restaurado.</w:t>
+        <w:t xml:space="preserve"> El otro respondió: —Hasta que pasen 2.300 tardes y mañanas; entonces el santuario será restaurado.</w:t>
       </w:r>
     </w:p>
     <w:p>
@@ -5345,7 +5345,7 @@
         <w:rPr>
           <w:lang w:val="es_ES" w:bidi="es_ES"/>
         </w:rPr>
-        <w:t xml:space="preserve"> Entonces oí una voz humana que llamaba desde el río Ulay:—Gabriel, explícale a este hombre el significado de la visión.</w:t>
+        <w:t xml:space="preserve"> Entonces oí una voz humana que llamaba desde el río Ulay: —Gabriel, explícale a este hombre el significado de la visión.</w:t>
       </w:r>
     </w:p>
     <w:p>
@@ -5366,7 +5366,7 @@
         <w:rPr>
           <w:lang w:val="es_ES" w:bidi="es_ES"/>
         </w:rPr>
-        <w:t xml:space="preserve"> Gabriel se acercó adonde yo estaba. Cuando se acercó, me asusté tanto que caí con el rostro en tierra. Me dijo:—Entiende bien, hijo de hombre: la visión se refiere al tiempo del fin.</w:t>
+        <w:t xml:space="preserve"> Gabriel se acercó adonde yo estaba. Cuando se acercó, me asusté tanto que caí con el rostro en tierra. Me dijo: —Entiende bien, hijo de hombre: la visión se refiere al tiempo del fin.</w:t>
       </w:r>
     </w:p>
     <w:p>
@@ -5408,7 +5408,7 @@
         <w:rPr>
           <w:lang w:val="es_ES" w:bidi="es_ES"/>
         </w:rPr>
-        <w:t xml:space="preserve"> Me dijo:—Voy a revelarte lo que sucederá durante el tiempo de la ira, porque el fin llegará en el momento señalado.</w:t>
+        <w:t xml:space="preserve"> Me dijo: —Voy a revelarte lo que sucederá durante el tiempo de la ira, porque el fin llegará en el momento señalado.</w:t>
       </w:r>
     </w:p>
     <w:p>
@@ -5676,7 +5676,7 @@
         <w:rPr>
           <w:lang w:val="es_ES" w:bidi="es_ES"/>
         </w:rPr>
-        <w:t xml:space="preserve"> Oré al Señor mi Dios y confesé:—Oh Señor, tú eres un Dios grande y temible. Cumples tu pacto y muestras tu amor a quienes te aman y obedecen tus mandatos.</w:t>
+        <w:t xml:space="preserve"> Oré al Señor mi Dios y confesé: —Oh Señor, tú eres un Dios grande y temible. Cumples tu pacto y muestras tu amor a quienes te aman y obedecen tus mandatos.</w:t>
       </w:r>
     </w:p>
     <w:p>
@@ -6054,7 +6054,7 @@
         <w:rPr>
           <w:lang w:val="es_ES" w:bidi="es_ES"/>
         </w:rPr>
-        <w:t xml:space="preserve"> Me dijo:—Daniel, he venido en este momento para que entiendas todo con claridad.</w:t>
+        <w:t xml:space="preserve"> Me dijo: —Daniel, he venido en este momento para que entiendas todo con claridad.</w:t>
       </w:r>
     </w:p>
     <w:p>
@@ -6096,7 +6096,7 @@
         <w:rPr>
           <w:lang w:val="es_ES" w:bidi="es_ES"/>
         </w:rPr>
-        <w:t xml:space="preserve"> Un total de 70 semanas han sido decretadas para que tu pueblo y tu santa ciudad pongan fin a sus transgresiones y pecados. Son para que pidan perdón por su maldad, establezcan para siempre la justicia, sellen la visión y la profecía, y consagren el lugar santísimo.</w:t>
+        <w:t xml:space="preserve"> Un total de 70 semanas han sido decretadas para que tu pueblo y tu santa ciudad pongan fin a sus transgresiones y pecados. Son para que pidan perdón por su maldad, establezcan para siempre la justicia, sellen la visión y la profecía, y consagren el Lugar Santísimo.</w:t>
       </w:r>
     </w:p>
     <w:p>
@@ -6406,7 +6406,7 @@
         <w:rPr>
           <w:lang w:val="es_ES" w:bidi="es_ES"/>
         </w:rPr>
-        <w:t xml:space="preserve"> Me dijo:—Daniel, tú eres muy amado. Pon atención a lo que voy a decirte y ponte de pie, porque he sido enviado a ti.Cuando me dijo esto, me puse de pie temblando.</w:t>
+        <w:t xml:space="preserve"> Me dijo: —Daniel, tú eres muy amado. Pon atención a lo que voy a decirte y ponte de pie, porque he sido enviado a ti. Cuando me dijo esto, me puse de pie temblando.</w:t>
       </w:r>
     </w:p>
     <w:p>
@@ -6427,7 +6427,7 @@
         <w:rPr>
           <w:lang w:val="es_ES" w:bidi="es_ES"/>
         </w:rPr>
-        <w:t xml:space="preserve"> Luego me dijo:—No tengas miedo, Daniel. Desde el primer día en que decidiste entender estas cosas y te humillaste ante tu Dios, él escuchó tus oraciones. Por eso he venido.</w:t>
+        <w:t xml:space="preserve"> Luego me dijo: —No tengas miedo, Daniel. Desde el primer día en que decidiste entender estas cosas y te humillaste ante tu Dios, él escuchó tus oraciones. Por eso he venido.</w:t>
       </w:r>
     </w:p>
     <w:p>
@@ -6511,7 +6511,7 @@
         <w:rPr>
           <w:lang w:val="es_ES" w:bidi="es_ES"/>
         </w:rPr>
-        <w:t xml:space="preserve"> Entonces alguien con aspecto humano me tocó los labios. Abrí la boca y comencé a hablar. Le dije al que estaba frente a mí:—Señor, por causa de esta visión me siento angustiado y sin fuerzas.</w:t>
+        <w:t xml:space="preserve"> Entonces alguien con aspecto humano me tocó los labios. Abrí la boca y comencé a hablar. Le dije al que estaba frente a mí: —Señor, por causa de esta visión me siento angustiado y sin fuerzas.</w:t>
       </w:r>
     </w:p>
     <w:p>
@@ -6574,7 +6574,7 @@
         <w:rPr>
           <w:lang w:val="es_ES" w:bidi="es_ES"/>
         </w:rPr>
-        <w:t xml:space="preserve"> Me dijo:—No temas, eres muy estimado. ¡La paz sea contigo! ¡Cobra ánimo, no tengas miedo!Cuando me habló, me sentí fortalecido y le dije:—Habla, mi señor, porque me has fortalecido.</w:t>
+        <w:t xml:space="preserve"> Me dijo: —No temas, eres muy estimado. ¡La paz sea contigo! ¡Cobra ánimo, no tengas miedo! Cuando me habló, me sentí fortalecido y le dije: —Habla, mi señor, porque me has fortalecido.</w:t>
       </w:r>
     </w:p>
     <w:p>
@@ -6595,7 +6595,7 @@
         <w:rPr>
           <w:lang w:val="es_ES" w:bidi="es_ES"/>
         </w:rPr>
-        <w:t xml:space="preserve"> Él me respondió:—¿Sabes por qué he venido? Debo regresar a pelear contra el príncipe de Persia. Cuando termine de luchar con él, vendrá el príncipe de Grecia.</w:t>
+        <w:t xml:space="preserve"> Él me respondió: —¿Sabes por qué he venido? Debo regresar a pelear contra el príncipe de Persia. Cuando termine de luchar con él, vendrá el príncipe de Grecia.</w:t>
       </w:r>
     </w:p>
     <w:p>
@@ -7719,7 +7719,7 @@
         <w:rPr>
           <w:lang w:val="es_ES" w:bidi="es_ES"/>
         </w:rPr>
-        <w:t xml:space="preserve"> Uno de ellos le preguntó al hombre vestido de lino que estaba sobre las aguas del río:—¿Cuánto falta para que se cumplan estas cosas asombrosas?</w:t>
+        <w:t xml:space="preserve"> Uno de ellos le preguntó al hombre vestido de lino que estaba sobre las aguas del río: —¿Cuánto falta para que se cumplan estas cosas asombrosas?</w:t>
       </w:r>
     </w:p>
     <w:p>
@@ -7740,7 +7740,7 @@
         <w:rPr>
           <w:lang w:val="es_ES" w:bidi="es_ES"/>
         </w:rPr>
-        <w:t xml:space="preserve"> El hombre vestido de lino, que estaba sobre las aguas del río, levantó ambas manos hacia el cielo. Lo oí jurar por el que vive eternamente:—Será por un tiempo, tiempos y medio tiempo. Cuando el poder del pueblo santo sea finalmente quebrantado, todas estas cosas se cumplirán.</w:t>
+        <w:t xml:space="preserve"> El hombre vestido de lino, que estaba sobre las aguas del río, levantó ambas manos hacia el cielo. Lo oí jurar por el que vive eternamente: —Será por un tiempo, tiempos y medio tiempo. Cuando el poder del pueblo santo sea finalmente quebrantado, todas estas cosas se cumplirán.</w:t>
       </w:r>
     </w:p>
     <w:p>
@@ -7761,7 +7761,7 @@
         <w:rPr>
           <w:lang w:val="es_ES" w:bidi="es_ES"/>
         </w:rPr>
-        <w:t xml:space="preserve"> Yo oí lo que dijo, pero no entendí su significado. Entonces pregunté:—Señor mío, ¿en qué va a parar todo esto?</w:t>
+        <w:t xml:space="preserve"> Yo oí lo que dijo, pero no entendí su significado. Entonces pregunté: —Señor mío, ¿en qué va a parar todo esto?</w:t>
       </w:r>
     </w:p>
     <w:p>
@@ -7782,7 +7782,7 @@
         <w:rPr>
           <w:lang w:val="es_ES" w:bidi="es_ES"/>
         </w:rPr>
-        <w:t xml:space="preserve"> Él me respondió:—Sigue tu camino, Daniel, porque estas palabras están selladas hasta el tiempo del fin.</w:t>
+        <w:t xml:space="preserve"> Él me respondió: —Sigue tu camino, Daniel, porque estas palabras están selladas hasta el tiempo del fin.</w:t>
       </w:r>
     </w:p>
     <w:p>
